--- a/tai-lieu-noi-bo/moscow/alexander-garden.docx
+++ b/tai-lieu-noi-bo/moscow/alexander-garden.docx
@@ -96,6 +96,22 @@
       </w:pPr>
       <w:r>
         <w:t>Đài phun nước 'Bốn Mùa' với đàn ngựa đồng và dòng suối mô phỏng con sông Neglinnaya đã bị vùi lấp.</w:t>
+      </w:r>
+    </w:p>
+    <w:p>
+      <w:pPr>
+        <w:pStyle w:val="ListBullet"/>
+      </w:pPr>
+      <w:r>
+        <w:t>Khối đá 12 ‘Thành phố Anh hùng’, mỗi khối niêm phong một nắm đất thật từ thành phố đó</w:t>
+      </w:r>
+    </w:p>
+    <w:p>
+      <w:pPr>
+        <w:pStyle w:val="ListBullet"/>
+      </w:pPr>
+      <w:r>
+        <w:t>Bầy tượng cổ tích Nga bằng đồng của Tsereteli bên ‘sông Neglinnaya’ nhân tạo (1996)</w:t>
       </w:r>
     </w:p>
     <w:p>
@@ -391,6 +407,216 @@
       </w:pPr>
       <w:r>
         <w:t>Cuối cùng, đừng bỏ lỡ khung nhìn lên Tháp Kutafya và cầu Trinity từ Vườn Trung, cũng như cụm đài phun nước 'Bốn Mùa' với đàn ngựa đồng ở đầu vườn phía Manège. Đây là hai điểm 'sống ảo' đẹp nhất: một bên là vẻ cổ kính uy nghi của thành Kremlin, một bên là sự sống động, tươi trẻ của Moskva đương đại. Vào buổi tối, khi đài phun nước lên đèn và tường thành được chiếu sáng, cả dải vườn khoác một vẻ đẹp hoàn toàn khác so với ban ngày.</w:t>
+      </w:r>
+    </w:p>
+    <w:p>
+      <w:pPr>
+        <w:pStyle w:val="Heading1"/>
+      </w:pPr>
+      <w:r>
+        <w:rPr>
+          <w:color w:val="152C4E"/>
+        </w:rPr>
+        <w:t>Ba khu vườn dọc tường Kremlin &amp; dòng sông bị giấu dưới chân</w:t>
+      </w:r>
+    </w:p>
+    <w:p>
+      <w:pPr>
+        <w:jc w:val="both"/>
+      </w:pPr>
+      <w:r>
+        <w:t>Vườn Alexander (Александровский сад) trải dài 865 mét dọc bức tường phía tây điện Kremlin và được chia làm ba phần: Vườn Thượng (Верхний сад) từ Quảng trường Cách mạng tới tháp Trinity, Vườn Trung (Средний сад) và Vườn Hạ (Нижний сад) kéo tới tháp Borovitskaya. Kiến trúc sư Osip Bove (Осип Бове) thiết kế vườn trong các năm 1819–1823, như một phần công cuộc dựng lại Moskva sau trận đại hoả hoạn 1812.</w:t>
+      </w:r>
+    </w:p>
+    <w:p>
+      <w:pPr>
+        <w:jc w:val="both"/>
+      </w:pPr>
+      <w:r>
+        <w:t>Ít khách biết rằng mình đang dạo bước ngay trên một dòng sông. Con sông Neglinnaya (Неглинная) từng chảy đúng ở vị trí này; sau chiến tranh với Napoléon, Hoàng đế Aleksandr I cho dẫn nó vào một đường ống ngầm dài khoảng ba ki-lô-mét, rồi phủ vườn cây lên trên. Cái tên ‘Vườn Alexander’ chính là để tưởng nhớ vị hoàng đế ấy.</w:t>
+      </w:r>
+    </w:p>
+    <w:p>
+      <w:pPr>
+        <w:jc w:val="both"/>
+      </w:pPr>
+      <w:r>
+        <w:t>Gợi ý cách kể: đứng ở lối vào phía Quảng trường Manezhnaya, hãy nói với khách ‘Ngay dưới chân chúng ta là một dòng sông đang chảy trong lòng đất’ — chi tiết bất ngờ này lập tức biến một bãi cỏ bình thường thành nơi có chiều sâu lịch sử.</w:t>
+      </w:r>
+    </w:p>
+    <w:p>
+      <w:pPr>
+        <w:pStyle w:val="Heading1"/>
+      </w:pPr>
+      <w:r>
+        <w:rPr>
+          <w:color w:val="152C4E"/>
+        </w:rPr>
+        <w:t>Mộ Chiến sĩ Vô danh &amp; Ngọn lửa Vĩnh cửu</w:t>
+      </w:r>
+    </w:p>
+    <w:p>
+      <w:pPr>
+        <w:jc w:val="both"/>
+      </w:pPr>
+      <w:r>
+        <w:t>Đây là trái tim thiêng liêng của khu vườn. Hài cốt một người lính vô danh — hy sinh khi bảo vệ Moskva năm 1941 — được đưa từ km số 41 trên đường cao tốc Leningrad (gần Zelenograd) về đây vào tháng 12/1966, nhân 25 năm trận đánh; đài tưởng niệm khánh thành ngày 8/5/1967. Nhóm kiến trúc sư Dmitry Burdin, Vladimir Klimov, Yury Rabayev và nhà điêu khắc Nikolay Tomsky đã tạo nên khối đá hoa cương đỏ, bên trên là mũ sắt của người lính và một cành nguyệt quế bằng đồng đặt trên lá quân kỳ.</w:t>
+      </w:r>
+    </w:p>
+    <w:p>
+      <w:pPr>
+        <w:jc w:val="both"/>
+      </w:pPr>
+      <w:r>
+        <w:t>Ngọn lửa Vĩnh cửu (Вечный огонь) được rước về từ Cánh đồng Sao Hoả (Марсово поле) ở Leningrad và cháy không ngừng suốt ngày đêm. Trên tấm bia đồng khắc dòng chữ nay đã thành bất hủ: ‘Имя твоё неизвестно, подвиг твой бессмертен’ — ‘Tên anh không ai biết, chiến công anh bất tử’.</w:t>
+      </w:r>
+    </w:p>
+    <w:p>
+      <w:pPr>
+        <w:jc w:val="both"/>
+      </w:pPr>
+      <w:r>
+        <w:t>Gợi ý cách kể: hãy dịch chậm rãi dòng chữ trên bia cho khách, rồi để một khoảng lặng. Nhắc khách rằng hầu như đôi vợ chồng Nga nào cũng đến đặt hoa ở đây trong ngày cưới — ngọn lửa này không chỉ là quá khứ, mà là nơi người Nga gửi gắm lời hứa cho tương lai.</w:t>
+      </w:r>
+    </w:p>
+    <w:p>
+      <w:pPr>
+        <w:pStyle w:val="Heading1"/>
+      </w:pPr>
+      <w:r>
+        <w:rPr>
+          <w:color w:val="152C4E"/>
+        </w:rPr>
+        <w:t>Những khối đá ‘Thành phố Anh hùng’ &amp; đài ‘Thành phố Vinh quang Quân sự’</w:t>
+      </w:r>
+    </w:p>
+    <w:p>
+      <w:pPr>
+        <w:jc w:val="both"/>
+      </w:pPr>
+      <w:r>
+        <w:t>Bên phải Mộ Chiến sĩ Vô danh là một hàng khối đá pooc-phia đỏ sẫm, mỗi khối mang tên một ‘Thành phố Anh hùng’ (город-герой) và niêm phong bên trong một hộp đất lấy từ chính thành phố đó. Mười hai cái tên được khắc: Leningrad, Kiev, Minsk, Stalingrad (nay là Volgograd), Odessa, Sevastopol, Kerch, Novorossiysk, Tula, Pháo đài Brest, Murmansk và Smolensk.</w:t>
+      </w:r>
+    </w:p>
+    <w:p>
+      <w:pPr>
+        <w:jc w:val="both"/>
+      </w:pPr>
+      <w:r>
+        <w:t>Năm 2009, quần thể được phong danh hiệu ‘Đài tưởng niệm Quốc gia về Vinh quang Quân sự’; đến tháng 5/2010, sau đợt trùng tu, người ta dựng thêm một tấm bia đá granite đỏ khắc tên 40 ‘Thành phố Vinh quang Quân sự’ (город воинской славы) — mở rộng vòng tưởng nhớ tới nhiều đô thị khác của nước Nga.</w:t>
+      </w:r>
+    </w:p>
+    <w:p>
+      <w:pPr>
+        <w:jc w:val="both"/>
+      </w:pPr>
+      <w:r>
+        <w:t>Gợi ý cách kể: giải thích cho khách rằng ‘Thành phố Anh hùng’ là danh hiệu cao quý nhất mà Liên Xô trao cho một đô thị vì lòng dũng cảm trong chiến tranh. Việc mỗi khối đá chứa ‘một nắm đất thật’ từ thành phố đó thường khiến khách xúc động hơn bất kỳ lời thuyết minh nào.</w:t>
+      </w:r>
+    </w:p>
+    <w:p>
+      <w:pPr>
+        <w:pStyle w:val="Heading1"/>
+      </w:pPr>
+      <w:r>
+        <w:rPr>
+          <w:color w:val="152C4E"/>
+        </w:rPr>
+        <w:t>Nghi thức đổi gác — Bốt số 1</w:t>
+      </w:r>
+    </w:p>
+    <w:p>
+      <w:pPr>
+        <w:jc w:val="both"/>
+      </w:pPr>
+      <w:r>
+        <w:t>Hai người lính của Trung đoàn Tổng thống (Президентский полк) đứng gác bất động bên Ngọn lửa Vĩnh cửu tại vị trí trang nghiêm gọi là ‘Bốt số 1’ (Пост №1). Đây từng là chốt gác danh dự trước Lăng Lenin, và được chuyển về Mộ Chiến sĩ Vô danh ngày 12/12/1997.</w:t>
+      </w:r>
+    </w:p>
+    <w:p>
+      <w:pPr>
+        <w:jc w:val="both"/>
+      </w:pPr>
+      <w:r>
+        <w:t>Cứ mỗi giờ tròn, nghi thức đổi gác diễn ra: ba người lính bước ra với động tác ‘bước ngỗng’ (goose-step) chính xác đến từng centimet, súng trường lấp lánh, cả quảng trường nín thở dõi theo. Nghi thức chỉ kéo dài vài phút nhưng là một trong những cảnh được du khách quay phim nhiều nhất Moskva.</w:t>
+      </w:r>
+    </w:p>
+    <w:p>
+      <w:pPr>
+        <w:jc w:val="both"/>
+      </w:pPr>
+      <w:r>
+        <w:t>Gợi ý cách kể: canh giờ để đưa đoàn tới trước vài phút, chọn chỗ đứng nhìn thẳng lối đi của tiêu binh. Nhắc khách giữ trật tự và không đùa cợt — với người Nga đây là nghi thức thiêng liêng, và sự tôn trọng của đoàn cũng là cách ghi điểm văn hoá.</w:t>
+      </w:r>
+    </w:p>
+    <w:p>
+      <w:pPr>
+        <w:pStyle w:val="Heading1"/>
+      </w:pPr>
+      <w:r>
+        <w:rPr>
+          <w:color w:val="152C4E"/>
+        </w:rPr>
+        <w:t>Hang ‘Phế tích’ của Bove &amp; Đài tưởng niệm Romanov</w:t>
+      </w:r>
+    </w:p>
+    <w:p>
+      <w:pPr>
+        <w:jc w:val="both"/>
+      </w:pPr>
+      <w:r>
+        <w:t>Ở Vườn Thượng, nép dưới Tháp Kho vũ khí Giữa (Средняя Арсенальная башня) là hang nhân tạo mang tên ‘Phế tích’ (Грот «Руины»), do chính Osip Bove dựng năm 1841. Điều đặc biệt: vật liệu xây hang gồm cả gang đúc kỷ niệm chiến thắng Napoléon lẫn những mảnh đá vỡ từ các toà nhà Moskva bị phá huỷ năm 1812 — như một biểu tượng nước Nga hồi sinh từ đống tro tàn.</w:t>
+      </w:r>
+    </w:p>
+    <w:p>
+      <w:pPr>
+        <w:jc w:val="both"/>
+      </w:pPr>
+      <w:r>
+        <w:t>Gần đó là Đài tưởng niệm Romanov (Романовский обелиск), dựng ngày 10/7/1914 nhân 300 năm vương triều Romanov, bằng đá granite Phần Lan, khắc đại bàng hai đầu và huy hiệu các tỉnh. Năm 1918, phe Bolshevik đục bỏ biểu tượng hoàng gia và khắc lại tên 19 nhà tư tưởng xã hội chủ nghĩa (danh sách được Lenin duyệt); đài từng bị dời chỗ năm 1966, rồi được phục dựng lại theo nguyên mẫu Romanov vào năm 2013 nhân 400 năm vương triều.</w:t>
+      </w:r>
+    </w:p>
+    <w:p>
+      <w:pPr>
+        <w:jc w:val="both"/>
+      </w:pPr>
+      <w:r>
+        <w:t>Gợi ý cách kể: chỉ cho khách thấy đây là ‘một tượng đài đổi mặt hai lần theo thời cuộc’ — từ hoàng gia sang cách mạng rồi trở về hoàng gia — một minh hoạ sống động cho những khúc quanh của lịch sử Nga thế kỷ XX.</w:t>
+      </w:r>
+    </w:p>
+    <w:p>
+      <w:pPr>
+        <w:pStyle w:val="Heading1"/>
+      </w:pPr>
+      <w:r>
+        <w:rPr>
+          <w:color w:val="152C4E"/>
+        </w:rPr>
+        <w:t>Đài phun nước &amp; bầy nhân vật cổ tích của Tsereteli</w:t>
+      </w:r>
+    </w:p>
+    <w:p>
+      <w:pPr>
+        <w:jc w:val="both"/>
+      </w:pPr>
+      <w:r>
+        <w:t>Ở rìa Vườn Alexander giáp Quảng trường Manezhnaya là quần thể đài phun nước do nhà điêu khắc Zurab Tsereteli (Зураб Церетели) thực hiện năm 1996, khi cải tạo quảng trường. Trục chính là ‘Sông Neglinnaya’ (Река Неглинная) — một dòng nước nhân tạo tái hiện lòng con sông xưa, uốn lượn qua những cây cầu nhỏ, đáy lát mosaic màu vẽ đàn cá và dòng chảy.</w:t>
+      </w:r>
+    </w:p>
+    <w:p>
+      <w:pPr>
+        <w:jc w:val="both"/>
+      </w:pPr>
+      <w:r>
+        <w:t>Dọc dòng nước là cả một thế giới cổ tích Nga bằng đồng: ông lão và con Cá Vàng, chim Lửa (Жар-птица), nàng Alyonushka, Ivan-Tsarevich và Công chúa Ếch, Cáo và Sếu, Sói và Gấu, nàng tiên cá, Công chúa Thiên nga, vịt mẹ dẫn đàn con… Cạnh đó, đài phun ‘Mạch phun’ (Гейзер) được điểm bằng nhóm tượng ‘Bốn mùa’ — bốn con ngựa tung vó tượng trưng cho các mùa trong năm.</w:t>
+      </w:r>
+    </w:p>
+    <w:p>
+      <w:pPr>
+        <w:jc w:val="both"/>
+      </w:pPr>
+      <w:r>
+        <w:t>Gợi ý cách kể: đây là nơi lý tưởng để khách chụp ảnh và ‘xả hơi’ sau đoạn tham quan trang nghiêm. Với khách có trẻ nhỏ, hãy đố các bé nhận ra từng nhân vật cổ tích; nhiều truyện trong số này (như ông lão đánh cá và con cá vàng) đã quen thuộc với người Việt qua sách giáo khoa, nên rất dễ tạo sự kết nối.</w:t>
       </w:r>
     </w:p>
     <w:p>
@@ -860,6 +1086,36 @@
       </w:r>
     </w:p>
     <w:p>
+      <w:r>
+        <w:rPr>
+          <w:sz w:val="22"/>
+        </w:rPr>
+        <w:t xml:space="preserve">• Фонтаны в Александровском саду — Mosprogulka — </w:t>
+      </w:r>
+      <w:r>
+        <w:rPr>
+          <w:color w:val="204A86"/>
+          <w:sz w:val="20"/>
+        </w:rPr>
+        <w:t>https://mosprogulka.ru/places/fontan_aleksandrovskij_sad</w:t>
+      </w:r>
+    </w:p>
+    <w:p>
+      <w:r>
+        <w:rPr>
+          <w:sz w:val="22"/>
+        </w:rPr>
+        <w:t xml:space="preserve">• Александровский сад (Москва) — Wikipedia (RU) — </w:t>
+      </w:r>
+      <w:r>
+        <w:rPr>
+          <w:color w:val="204A86"/>
+          <w:sz w:val="20"/>
+        </w:rPr>
+        <w:t>https://ru.wikipedia.org/wiki/Александровский_сад_(Москва)</w:t>
+      </w:r>
+    </w:p>
+    <w:p>
       <w:pPr>
         <w:pStyle w:val="Heading2"/>
       </w:pPr>
@@ -927,11 +1183,38 @@
     <w:p>
       <w:r>
         <w:rPr>
+          <w:color w:val="5C6773"/>
+          <w:sz w:val="20"/>
+        </w:rPr>
+        <w:t>Wikipedia (EN): Alexander Garden — lịch sử, ba khu vườn, sông Neglinnaya, grotto ‘Ruins’, đài Romanov</w:t>
+      </w:r>
+    </w:p>
+    <w:p>
+      <w:r>
+        <w:rPr>
+          <w:color w:val="5C6773"/>
+          <w:sz w:val="20"/>
+        </w:rPr>
+        <w:t>Wikipedia (EN): Tomb of the Unknown Soldier (Moscow) — niên đại, kiến trúc sư, ngọn lửa, danh sách Thành phố Anh hùng, Bốt số 1</w:t>
+      </w:r>
+    </w:p>
+    <w:p>
+      <w:r>
+        <w:rPr>
+          <w:color w:val="5C6773"/>
+          <w:sz w:val="20"/>
+        </w:rPr>
+        <w:t>Mosprogulka: quần thể đài phun nước Tsereteli 1996 (‘Sông Neglinnaya’, nhóm tượng ‘Herói cổ tích’, ‘Bốn mùa’)</w:t>
+      </w:r>
+    </w:p>
+    <w:p>
+      <w:r>
+        <w:rPr>
           <w:i/>
           <w:color w:val="5C6773"/>
           <w:sz w:val="18"/>
         </w:rPr>
-        <w:t>Tài liệu nội bộ — không dùng cho mục đích public. Biên soạn nguyên gốc, có dẫn nguồn. Cập nhật 2026-08-11.</w:t>
+        <w:t>Tài liệu nội bộ — không dùng cho mục đích public. Biên soạn nguyên gốc, có dẫn nguồn. Cập nhật 2026-09-28.</w:t>
       </w:r>
     </w:p>
     <w:sectPr>
